--- a/public/templates/kala_iiibsi_hanti/canonical.docx
+++ b/public/templates/kala_iiibsi_hanti/canonical.docx
@@ -18,7 +18,7 @@
           <w:iCs/>
           <w:u w:val="single"/>
         </w:rPr>
-        <w:t xml:space="preserve">Ref/Dpn/MG/{{REF_NUMBER}}</w:t>
+        <w:t xml:space="preserve">{{REF_NUMBER}}</w:t>
       </w:r>
       <w:r>
         <w:tab/>
@@ -36,7 +36,7 @@
     </w:p>
     <w:p>
       <w:pPr>
-        <w:spacing w:after="160"/>
+        <w:spacing w:after="120"/>
         <w:jc w:val="center"/>
       </w:pPr>
       <w:r>
@@ -47,7 +47,76 @@
           <w:szCs w:val="32"/>
           <w:u w:val="single"/>
         </w:rPr>
-        <w:t xml:space="preserve">Kala Iibsi {{NOOCA_HANTIDA}} Oo Ku Yaalla Degmada {{DEGMADA}}</w:t>
+        <w:t xml:space="preserve">Kala Iibsi {{NOOCA_HANTIDA}}</w:t>
+      </w:r>
+    </w:p>
+    <w:p>
+      <w:pPr>
+        <w:spacing w:after="80"/>
+      </w:pPr>
+      <w:r>
+        <w:rPr>
+          <w:b/>
+          <w:bCs/>
+        </w:rPr>
+        <w:t xml:space="preserve">{{IF:HANTI_DHUL_BANAAN}}</w:t>
+      </w:r>
+    </w:p>
+    <w:p>
+      <w:pPr>
+        <w:spacing w:after="120"/>
+        <w:jc w:val="center"/>
+      </w:pPr>
+      <w:r>
+        <w:rPr>
+          <w:b/>
+          <w:bCs/>
+          <w:sz w:val="32"/>
+          <w:szCs w:val="32"/>
+          <w:u w:val="single"/>
+        </w:rPr>
+        <w:t xml:space="preserve">Oo Ku Yaalla Degmada {{DEGMADA}}</w:t>
+      </w:r>
+    </w:p>
+    <w:p>
+      <w:pPr>
+        <w:spacing w:after="120"/>
+        <w:jc w:val="center"/>
+      </w:pPr>
+      <w:r>
+        <w:rPr>
+          <w:b/>
+          <w:bCs/>
+          <w:sz w:val="32"/>
+          <w:szCs w:val="32"/>
+          <w:u w:val="single"/>
+        </w:rPr>
+        <w:t xml:space="preserve">Cabirkiisuna Yahay ( {{CABBIRKA}} ).</w:t>
+      </w:r>
+    </w:p>
+    <w:p>
+      <w:pPr>
+        <w:spacing w:after="80"/>
+      </w:pPr>
+      <w:r>
+        <w:rPr>
+          <w:b/>
+          <w:bCs/>
+        </w:rPr>
+        <w:t xml:space="preserve">{{END:HANTI_DHUL_BANAAN}}</w:t>
+      </w:r>
+    </w:p>
+    <w:p>
+      <w:pPr>
+        <w:spacing w:after="100" w:before="160"/>
+      </w:pPr>
+      <w:r>
+        <w:rPr>
+          <w:b/>
+          <w:bCs/>
+          <w:u w:val="single"/>
+        </w:rPr>
+        <w:t xml:space="preserve">MAGACA IIBISADA DHULKA</w:t>
       </w:r>
     </w:p>
     <w:p>
@@ -56,7 +125,139 @@
         <w:jc w:val="both"/>
       </w:pPr>
       <w:r>
-        <w:t xml:space="preserve">Cabirkiisuna Yahay ( {{CABBIRKA}} ).</w:t>
+        <w:t xml:space="preserve">Iibiyaha (si kooban): {{IIBIYAHA_MAGAC}} · Degmada: {{IIBIYAHA_DEGAN}} · Telefoon: {{IIBIYAHA_TELEFOON}}</w:t>
+      </w:r>
+    </w:p>
+    <w:p>
+      <w:pPr>
+        <w:spacing w:after="80"/>
+      </w:pPr>
+      <w:r>
+        <w:rPr>
+          <w:b/>
+          <w:bCs/>
+        </w:rPr>
+        <w:t xml:space="preserve">{{#IIBIYEYAAL}}</w:t>
+      </w:r>
+    </w:p>
+    <w:p>
+      <w:pPr>
+        <w:spacing w:after="120" w:line="300"/>
+        <w:jc w:val="both"/>
+      </w:pPr>
+      <w:r>
+        <w:t xml:space="preserve">Iibiyaha {{NUMBER}}: {{MAGAC}} · Degmada: {{DEGAN}} · Telefoon: {{TELEFOON}} · Doorarka: {{DOORO}}</w:t>
+      </w:r>
+    </w:p>
+    <w:p>
+      <w:pPr>
+        <w:spacing w:after="80"/>
+      </w:pPr>
+      <w:r>
+        <w:rPr>
+          <w:b/>
+          <w:bCs/>
+        </w:rPr>
+        <w:t xml:space="preserve">{{IF:WAKIIL}}</w:t>
+      </w:r>
+    </w:p>
+    <w:p>
+      <w:pPr>
+        <w:spacing w:after="120" w:line="300"/>
+        <w:jc w:val="both"/>
+      </w:pPr>
+      <w:r>
+        <w:t xml:space="preserve">Wakiilka matalaya: {{WAKIIL_MAGAC}} ({{WAKIIL_NOOCA_WAKIILKA}})</w:t>
+      </w:r>
+    </w:p>
+    <w:p>
+      <w:pPr>
+        <w:spacing w:after="80"/>
+      </w:pPr>
+      <w:r>
+        <w:rPr>
+          <w:b/>
+          <w:bCs/>
+        </w:rPr>
+        <w:t xml:space="preserve">{{END:WAKIIL}}</w:t>
+      </w:r>
+    </w:p>
+    <w:p>
+      <w:pPr>
+        <w:spacing w:after="80"/>
+      </w:pPr>
+      <w:r>
+        <w:rPr>
+          <w:b/>
+          <w:bCs/>
+        </w:rPr>
+        <w:t xml:space="preserve">{{/IIBIYEYAAL}}</w:t>
+      </w:r>
+    </w:p>
+    <w:p>
+      <w:pPr>
+        <w:spacing w:after="80"/>
+      </w:pPr>
+      <w:r>
+        <w:rPr>
+          <w:b/>
+          <w:bCs/>
+        </w:rPr>
+        <w:t xml:space="preserve">{{IF:WAKIILO_IIBIYEYAAL}}</w:t>
+      </w:r>
+    </w:p>
+    <w:p>
+      <w:pPr>
+        <w:spacing w:after="120" w:line="300"/>
+        <w:jc w:val="both"/>
+      </w:pPr>
+      <w:r>
+        <w:t xml:space="preserve">Wakiillo Iibiyayaasha (hal wakiil hal iibiy oo uu matalo):</w:t>
+      </w:r>
+    </w:p>
+    <w:p>
+      <w:pPr>
+        <w:spacing w:after="80"/>
+      </w:pPr>
+      <w:r>
+        <w:rPr>
+          <w:b/>
+          <w:bCs/>
+        </w:rPr>
+        <w:t xml:space="preserve">{{END:WAKIILO_IIBIYEYAAL}}</w:t>
+      </w:r>
+    </w:p>
+    <w:p>
+      <w:pPr>
+        <w:spacing w:after="80"/>
+      </w:pPr>
+      <w:r>
+        <w:rPr>
+          <w:b/>
+          <w:bCs/>
+        </w:rPr>
+        <w:t xml:space="preserve">{{#WAKIILO_IIBIYEYAAL}}</w:t>
+      </w:r>
+    </w:p>
+    <w:p>
+      <w:pPr>
+        <w:spacing w:after="120" w:line="300"/>
+        <w:jc w:val="both"/>
+      </w:pPr>
+      <w:r>
+        <w:t xml:space="preserve">{{NUMBER}}. {{MAGAC}} ({{NOOCA_WAKIILKA}}) — Matalaya: {{MATALAYA}}</w:t>
+      </w:r>
+    </w:p>
+    <w:p>
+      <w:pPr>
+        <w:spacing w:after="80"/>
+      </w:pPr>
+      <w:r>
+        <w:rPr>
+          <w:b/>
+          <w:bCs/>
+        </w:rPr>
+        <w:t xml:space="preserve">{{/WAKIILO_IIBIYEYAAL}}</w:t>
       </w:r>
     </w:p>
     <w:p>
@@ -69,19 +270,1952 @@
           <w:bCs/>
           <w:u w:val="single"/>
         </w:rPr>
-        <w:t xml:space="preserve">MAGACA IIBISADA DHULKA</w:t>
-      </w:r>
-    </w:p>
-    <w:p>
-      <w:pPr>
-        <w:spacing w:after="80"/>
-      </w:pPr>
-      <w:r>
-        <w:rPr>
-          <w:b/>
-          <w:bCs/>
-        </w:rPr>
-        <w:t xml:space="preserve">{{#IIBIYEYAAL}}</w:t>
+        <w:t xml:space="preserve">MAGACA IIBSATADA DHULKA</w:t>
+      </w:r>
+    </w:p>
+    <w:p>
+      <w:pPr>
+        <w:spacing w:after="120" w:line="300"/>
+        <w:jc w:val="both"/>
+      </w:pPr>
+      <w:r>
+        <w:t xml:space="preserve">Iibsadaha (si kooban): {{IIBSADAHA_MAGAC}} · Degmada: {{IIBSADAHA_DEGAN}} · Telefoon: {{IIBSADAHA_TELEFOON}}</w:t>
+      </w:r>
+    </w:p>
+    <w:p>
+      <w:pPr>
+        <w:spacing w:after="80"/>
+      </w:pPr>
+      <w:r>
+        <w:rPr>
+          <w:b/>
+          <w:bCs/>
+        </w:rPr>
+        <w:t xml:space="preserve">{{#IIBSADAYAAL}}</w:t>
+      </w:r>
+    </w:p>
+    <w:p>
+      <w:pPr>
+        <w:spacing w:after="120" w:line="300"/>
+        <w:jc w:val="both"/>
+      </w:pPr>
+      <w:r>
+        <w:t xml:space="preserve">Iibsade {{NUMBER}}: {{MAGAC}} · Degmada: {{DEGAN}} · Telefoon: {{TELEFOON}}</w:t>
+      </w:r>
+    </w:p>
+    <w:p>
+      <w:pPr>
+        <w:spacing w:after="80"/>
+      </w:pPr>
+      <w:r>
+        <w:rPr>
+          <w:b/>
+          <w:bCs/>
+        </w:rPr>
+        <w:t xml:space="preserve">{{IF:WAKIIL}}</w:t>
+      </w:r>
+    </w:p>
+    <w:p>
+      <w:pPr>
+        <w:spacing w:after="120" w:line="300"/>
+        <w:jc w:val="both"/>
+      </w:pPr>
+      <w:r>
+        <w:t xml:space="preserve">Wakiilka matalaya: {{WAKIIL_MAGAC}} ({{WAKIIL_NOOCA_WAKIILKA}})</w:t>
+      </w:r>
+    </w:p>
+    <w:p>
+      <w:pPr>
+        <w:spacing w:after="80"/>
+      </w:pPr>
+      <w:r>
+        <w:rPr>
+          <w:b/>
+          <w:bCs/>
+        </w:rPr>
+        <w:t xml:space="preserve">{{END:WAKIIL}}</w:t>
+      </w:r>
+    </w:p>
+    <w:p>
+      <w:pPr>
+        <w:spacing w:after="80"/>
+      </w:pPr>
+      <w:r>
+        <w:rPr>
+          <w:b/>
+          <w:bCs/>
+        </w:rPr>
+        <w:t xml:space="preserve">{{/IIBSADAYAAL}}</w:t>
+      </w:r>
+    </w:p>
+    <w:p>
+      <w:pPr>
+        <w:spacing w:after="80"/>
+      </w:pPr>
+      <w:r>
+        <w:rPr>
+          <w:b/>
+          <w:bCs/>
+        </w:rPr>
+        <w:t xml:space="preserve">{{#WAKIILO_IIBSADAYAAL}}</w:t>
+      </w:r>
+    </w:p>
+    <w:p>
+      <w:pPr>
+        <w:spacing w:after="120" w:line="300"/>
+        <w:jc w:val="both"/>
+      </w:pPr>
+      <w:r>
+        <w:t xml:space="preserve">{{NUMBER}}. {{MAGAC}} ({{NOOCA_WAKIILKA}}) — Matalaya: {{MATALAYA}}</w:t>
+      </w:r>
+    </w:p>
+    <w:p>
+      <w:pPr>
+        <w:spacing w:after="80"/>
+      </w:pPr>
+      <w:r>
+        <w:rPr>
+          <w:b/>
+          <w:bCs/>
+        </w:rPr>
+        <w:t xml:space="preserve">{{/WAKIILO_IIBSADAYAAL}}</w:t>
+      </w:r>
+    </w:p>
+    <w:p>
+      <w:pPr>
+        <w:spacing w:after="80"/>
+      </w:pPr>
+      <w:r>
+        <w:rPr>
+          <w:b/>
+          <w:bCs/>
+        </w:rPr>
+        <w:t xml:space="preserve">{{IF:KOOXAHA_HAL}}</w:t>
+      </w:r>
+    </w:p>
+    <w:p>
+      <w:pPr>
+        <w:spacing w:after="100" w:before="160"/>
+      </w:pPr>
+      <w:r>
+        <w:rPr>
+          <w:b/>
+          <w:bCs/>
+          <w:u w:val="single"/>
+        </w:rPr>
+        <w:t xml:space="preserve">KOOXA / QOYSKA IIBIYAHA</w:t>
+      </w:r>
+    </w:p>
+    <w:p>
+      <w:pPr>
+        <w:spacing w:after="80"/>
+      </w:pPr>
+      <w:r>
+        <w:rPr>
+          <w:b/>
+          <w:bCs/>
+        </w:rPr>
+        <w:t xml:space="preserve">{{END:KOOXAHA_HAL}}</w:t>
+      </w:r>
+    </w:p>
+    <w:p>
+      <w:pPr>
+        <w:spacing w:after="80"/>
+      </w:pPr>
+      <w:r>
+        <w:rPr>
+          <w:b/>
+          <w:bCs/>
+        </w:rPr>
+        <w:t xml:space="preserve">{{IF:KOOXAHA_BADAN}}</w:t>
+      </w:r>
+    </w:p>
+    <w:p>
+      <w:pPr>
+        <w:spacing w:after="100" w:before="160"/>
+      </w:pPr>
+      <w:r>
+        <w:rPr>
+          <w:b/>
+          <w:bCs/>
+          <w:u w:val="single"/>
+        </w:rPr>
+        <w:t xml:space="preserve">KOOXAHA / QOYSKU IIBIYAAL</w:t>
+      </w:r>
+    </w:p>
+    <w:p>
+      <w:pPr>
+        <w:spacing w:after="80"/>
+      </w:pPr>
+      <w:r>
+        <w:rPr>
+          <w:b/>
+          <w:bCs/>
+        </w:rPr>
+        <w:t xml:space="preserve">{{END:KOOXAHA_BADAN}}</w:t>
+      </w:r>
+    </w:p>
+    <w:p>
+      <w:pPr>
+        <w:spacing w:after="80"/>
+      </w:pPr>
+      <w:r>
+        <w:rPr>
+          <w:b/>
+          <w:bCs/>
+        </w:rPr>
+        <w:t xml:space="preserve">{{#KOOXAHA}}</w:t>
+      </w:r>
+    </w:p>
+    <w:p>
+      <w:pPr>
+        <w:spacing w:after="120" w:line="300"/>
+        <w:jc w:val="both"/>
+      </w:pPr>
+      <w:r>
+        <w:t xml:space="preserve">{{NUMBER}}. {{MAGAC}}</w:t>
+      </w:r>
+    </w:p>
+    <w:p>
+      <w:pPr>
+        <w:spacing w:after="80"/>
+      </w:pPr>
+      <w:r>
+        <w:rPr>
+          <w:b/>
+          <w:bCs/>
+        </w:rPr>
+        <w:t xml:space="preserve">{{/KOOXAHA}}</w:t>
+      </w:r>
+    </w:p>
+    <w:p>
+      <w:pPr>
+        <w:spacing w:after="100" w:before="160"/>
+      </w:pPr>
+      <w:r>
+        <w:rPr>
+          <w:b/>
+          <w:bCs/>
+          <w:u w:val="single"/>
+        </w:rPr>
+        <w:t xml:space="preserve">Faahfaahinta Hantida Iyo Qiimaha La kala siistay.</w:t>
+      </w:r>
+    </w:p>
+    <w:p>
+      <w:pPr>
+        <w:spacing w:after="80"/>
+      </w:pPr>
+      <w:r>
+        <w:rPr>
+          <w:b/>
+          <w:bCs/>
+        </w:rPr>
+        <w:t xml:space="preserve">{{IF:HANTI_DHUL_BANAAN}}</w:t>
+      </w:r>
+    </w:p>
+    <w:tbl>
+      <w:tblPr>
+        <w:tblW w:type="pct" w:w="5000"/>
+        <w:tblBorders>
+          <w:top w:val="single" w:color="auto" w:sz="4"/>
+          <w:left w:val="single" w:color="auto" w:sz="4"/>
+          <w:bottom w:val="single" w:color="auto" w:sz="4"/>
+          <w:right w:val="single" w:color="auto" w:sz="4"/>
+          <w:insideH w:val="single" w:color="auto" w:sz="4"/>
+          <w:insideV w:val="single" w:color="auto" w:sz="4"/>
+        </w:tblBorders>
+      </w:tblPr>
+      <w:tblGrid>
+        <w:gridCol w:w="2891"/>
+        <w:gridCol w:w="6747"/>
+      </w:tblGrid>
+      <w:tr>
+        <w:tc>
+          <w:tcPr>
+            <w:tcW w:type="pct" w:w="1500"/>
+          </w:tcPr>
+          <w:p>
+            <w:pPr>
+              <w:spacing w:after="60"/>
+            </w:pPr>
+            <w:r>
+              <w:rPr>
+                <w:b/>
+                <w:bCs/>
+              </w:rPr>
+              <w:t xml:space="preserve">Degmada</w:t>
+            </w:r>
+          </w:p>
+        </w:tc>
+        <w:tc>
+          <w:tcPr>
+            <w:tcW w:type="pct" w:w="3500"/>
+          </w:tcPr>
+          <w:p>
+            <w:pPr>
+              <w:spacing w:after="60"/>
+            </w:pPr>
+            <w:r>
+              <w:t xml:space="preserve">{{DEGMADA}}</w:t>
+            </w:r>
+          </w:p>
+        </w:tc>
+      </w:tr>
+      <w:tr>
+        <w:tc>
+          <w:tcPr>
+            <w:tcW w:type="pct" w:w="1500"/>
+          </w:tcPr>
+          <w:p>
+            <w:pPr>
+              <w:spacing w:after="60"/>
+            </w:pPr>
+            <w:r>
+              <w:rPr>
+                <w:b/>
+                <w:bCs/>
+              </w:rPr>
+              <w:t xml:space="preserve">Xaafada / Deegaanka</w:t>
+            </w:r>
+          </w:p>
+        </w:tc>
+        <w:tc>
+          <w:tcPr>
+            <w:tcW w:type="pct" w:w="3500"/>
+          </w:tcPr>
+          <w:p>
+            <w:pPr>
+              <w:spacing w:after="60"/>
+            </w:pPr>
+            <w:r>
+              <w:t xml:space="preserve">{{XAAFADA}}</w:t>
+            </w:r>
+          </w:p>
+        </w:tc>
+      </w:tr>
+      <w:tr>
+        <w:tc>
+          <w:tcPr>
+            <w:tcW w:type="pct" w:w="1500"/>
+          </w:tcPr>
+          <w:p>
+            <w:pPr>
+              <w:spacing w:after="60"/>
+            </w:pPr>
+            <w:r>
+              <w:rPr>
+                <w:b/>
+                <w:bCs/>
+              </w:rPr>
+              <w:t xml:space="preserve">Cabbirka</w:t>
+            </w:r>
+          </w:p>
+        </w:tc>
+        <w:tc>
+          <w:tcPr>
+            <w:tcW w:type="pct" w:w="3500"/>
+          </w:tcPr>
+          <w:p>
+            <w:pPr>
+              <w:spacing w:after="60"/>
+            </w:pPr>
+            <w:r>
+              <w:t xml:space="preserve">{{CABBIRKA}}</w:t>
+            </w:r>
+          </w:p>
+        </w:tc>
+      </w:tr>
+      <w:tr>
+        <w:tc>
+          <w:tcPr>
+            <w:tcW w:type="pct" w:w="1500"/>
+          </w:tcPr>
+          <w:p>
+            <w:pPr>
+              <w:spacing w:after="60"/>
+            </w:pPr>
+            <w:r>
+              <w:rPr>
+                <w:b/>
+                <w:bCs/>
+              </w:rPr>
+              <w:t xml:space="preserve">Jiho Waqooyi</w:t>
+            </w:r>
+          </w:p>
+        </w:tc>
+        <w:tc>
+          <w:tcPr>
+            <w:tcW w:type="pct" w:w="3500"/>
+          </w:tcPr>
+          <w:p>
+            <w:pPr>
+              <w:spacing w:after="60"/>
+            </w:pPr>
+            <w:r>
+              <w:t xml:space="preserve">{{JIHO_WAQOOYI}}</w:t>
+            </w:r>
+          </w:p>
+        </w:tc>
+      </w:tr>
+      <w:tr>
+        <w:tc>
+          <w:tcPr>
+            <w:tcW w:type="pct" w:w="1500"/>
+          </w:tcPr>
+          <w:p>
+            <w:pPr>
+              <w:spacing w:after="60"/>
+            </w:pPr>
+            <w:r>
+              <w:rPr>
+                <w:b/>
+                <w:bCs/>
+              </w:rPr>
+              <w:t xml:space="preserve">Jiho Koonfur</w:t>
+            </w:r>
+          </w:p>
+        </w:tc>
+        <w:tc>
+          <w:tcPr>
+            <w:tcW w:type="pct" w:w="3500"/>
+          </w:tcPr>
+          <w:p>
+            <w:pPr>
+              <w:spacing w:after="60"/>
+            </w:pPr>
+            <w:r>
+              <w:t xml:space="preserve">{{JIHO_KOONFUR}}</w:t>
+            </w:r>
+          </w:p>
+        </w:tc>
+      </w:tr>
+      <w:tr>
+        <w:tc>
+          <w:tcPr>
+            <w:tcW w:type="pct" w:w="1500"/>
+          </w:tcPr>
+          <w:p>
+            <w:pPr>
+              <w:spacing w:after="60"/>
+            </w:pPr>
+            <w:r>
+              <w:rPr>
+                <w:b/>
+                <w:bCs/>
+              </w:rPr>
+              <w:t xml:space="preserve">Jiho Bari</w:t>
+            </w:r>
+          </w:p>
+        </w:tc>
+        <w:tc>
+          <w:tcPr>
+            <w:tcW w:type="pct" w:w="3500"/>
+          </w:tcPr>
+          <w:p>
+            <w:pPr>
+              <w:spacing w:after="60"/>
+            </w:pPr>
+            <w:r>
+              <w:t xml:space="preserve">{{JIHO_BARI}}</w:t>
+            </w:r>
+          </w:p>
+        </w:tc>
+      </w:tr>
+      <w:tr>
+        <w:tc>
+          <w:tcPr>
+            <w:tcW w:type="pct" w:w="1500"/>
+          </w:tcPr>
+          <w:p>
+            <w:pPr>
+              <w:spacing w:after="60"/>
+            </w:pPr>
+            <w:r>
+              <w:rPr>
+                <w:b/>
+                <w:bCs/>
+              </w:rPr>
+              <w:t xml:space="preserve">Jiho Galbeed</w:t>
+            </w:r>
+          </w:p>
+        </w:tc>
+        <w:tc>
+          <w:tcPr>
+            <w:tcW w:type="pct" w:w="3500"/>
+          </w:tcPr>
+          <w:p>
+            <w:pPr>
+              <w:spacing w:after="60"/>
+            </w:pPr>
+            <w:r>
+              <w:t xml:space="preserve">{{JIHO_GALBEED}}</w:t>
+            </w:r>
+          </w:p>
+        </w:tc>
+      </w:tr>
+      <w:tr>
+        <w:tc>
+          <w:tcPr>
+            <w:tcW w:type="pct" w:w="1500"/>
+          </w:tcPr>
+          <w:p>
+            <w:pPr>
+              <w:spacing w:after="60"/>
+            </w:pPr>
+            <w:r>
+              <w:rPr>
+                <w:b/>
+                <w:bCs/>
+              </w:rPr>
+              <w:t xml:space="preserve">Soohdimaha (Xadka)</w:t>
+            </w:r>
+          </w:p>
+        </w:tc>
+        <w:tc>
+          <w:tcPr>
+            <w:tcW w:type="pct" w:w="3500"/>
+          </w:tcPr>
+          <w:p>
+            <w:pPr>
+              <w:spacing w:after="60"/>
+            </w:pPr>
+            <w:r>
+              <w:t xml:space="preserve">{{SOOHDIMADA}}</w:t>
+            </w:r>
+          </w:p>
+        </w:tc>
+      </w:tr>
+      <w:tr>
+        <w:tc>
+          <w:tcPr>
+            <w:tcW w:type="pct" w:w="1500"/>
+          </w:tcPr>
+          <w:p>
+            <w:pPr>
+              <w:spacing w:after="60"/>
+            </w:pPr>
+            <w:r>
+              <w:rPr>
+                <w:b/>
+                <w:bCs/>
+              </w:rPr>
+              <w:t xml:space="preserve">Sida Hantida Loo Helay</w:t>
+            </w:r>
+          </w:p>
+        </w:tc>
+        <w:tc>
+          <w:tcPr>
+            <w:tcW w:type="pct" w:w="3500"/>
+          </w:tcPr>
+          <w:p>
+            <w:pPr>
+              <w:spacing w:after="60"/>
+            </w:pPr>
+            <w:r>
+              <w:t xml:space="preserve">{{SIDA_HANTIDA}}</w:t>
+            </w:r>
+          </w:p>
+        </w:tc>
+      </w:tr>
+    </w:tbl>
+    <w:p>
+      <w:pPr>
+        <w:spacing w:after="80"/>
+      </w:pPr>
+      <w:r>
+        <w:rPr>
+          <w:b/>
+          <w:bCs/>
+        </w:rPr>
+        <w:t xml:space="preserve">{{IF:HANTI_TIXRAACA}}</w:t>
+      </w:r>
+    </w:p>
+    <w:p>
+      <w:pPr>
+        <w:spacing w:after="120" w:line="300"/>
+        <w:jc w:val="both"/>
+      </w:pPr>
+      <w:r>
+        <w:t xml:space="preserve">Lambarka / Tixraaca Hantida: {{LAMBARKA_TIXRAACA}}</w:t>
+      </w:r>
+    </w:p>
+    <w:p>
+      <w:pPr>
+        <w:spacing w:after="80"/>
+      </w:pPr>
+      <w:r>
+        <w:rPr>
+          <w:b/>
+          <w:bCs/>
+        </w:rPr>
+        <w:t xml:space="preserve">{{END:HANTI_TIXRAACA}}</w:t>
+      </w:r>
+    </w:p>
+    <w:p>
+      <w:pPr>
+        <w:spacing w:after="80"/>
+      </w:pPr>
+      <w:r>
+        <w:rPr>
+          <w:b/>
+          <w:bCs/>
+        </w:rPr>
+        <w:t xml:space="preserve">{{IF:HANTI_CALAAMAD_DHEERAAD}}</w:t>
+      </w:r>
+    </w:p>
+    <w:p>
+      <w:pPr>
+        <w:spacing w:after="120" w:line="300"/>
+        <w:jc w:val="both"/>
+      </w:pPr>
+      <w:r>
+        <w:t xml:space="preserve">Calaamad Dheeraad ah: {{CALAAMAD_DHEERAAD}}</w:t>
+      </w:r>
+    </w:p>
+    <w:p>
+      <w:pPr>
+        <w:spacing w:after="80"/>
+      </w:pPr>
+      <w:r>
+        <w:rPr>
+          <w:b/>
+          <w:bCs/>
+        </w:rPr>
+        <w:t xml:space="preserve">{{END:HANTI_CALAAMAD_DHEERAAD}}</w:t>
+      </w:r>
+    </w:p>
+    <w:p>
+      <w:pPr>
+        <w:spacing w:after="80"/>
+      </w:pPr>
+      <w:r>
+        <w:rPr>
+          <w:b/>
+          <w:bCs/>
+        </w:rPr>
+        <w:t xml:space="preserve">{{END:HANTI_DHUL_BANAAN}}</w:t>
+      </w:r>
+    </w:p>
+    <w:p>
+      <w:pPr>
+        <w:spacing w:after="80"/>
+      </w:pPr>
+      <w:r>
+        <w:rPr>
+          <w:b/>
+          <w:bCs/>
+        </w:rPr>
+        <w:t xml:space="preserve">{{IF:HANTI_GURI}}</w:t>
+      </w:r>
+    </w:p>
+    <w:tbl>
+      <w:tblPr>
+        <w:tblW w:type="pct" w:w="5000"/>
+        <w:tblBorders>
+          <w:top w:val="single" w:color="auto" w:sz="4"/>
+          <w:left w:val="single" w:color="auto" w:sz="4"/>
+          <w:bottom w:val="single" w:color="auto" w:sz="4"/>
+          <w:right w:val="single" w:color="auto" w:sz="4"/>
+          <w:insideH w:val="single" w:color="auto" w:sz="4"/>
+          <w:insideV w:val="single" w:color="auto" w:sz="4"/>
+        </w:tblBorders>
+      </w:tblPr>
+      <w:tblGrid>
+        <w:gridCol w:w="2891"/>
+        <w:gridCol w:w="6747"/>
+      </w:tblGrid>
+      <w:tr>
+        <w:tc>
+          <w:tcPr>
+            <w:tcW w:type="pct" w:w="1500"/>
+          </w:tcPr>
+          <w:p>
+            <w:pPr>
+              <w:spacing w:after="60"/>
+            </w:pPr>
+            <w:r>
+              <w:rPr>
+                <w:b/>
+                <w:bCs/>
+              </w:rPr>
+              <w:t xml:space="preserve">Nooca Guriga</w:t>
+            </w:r>
+          </w:p>
+        </w:tc>
+        <w:tc>
+          <w:tcPr>
+            <w:tcW w:type="pct" w:w="3500"/>
+          </w:tcPr>
+          <w:p>
+            <w:pPr>
+              <w:spacing w:after="60"/>
+            </w:pPr>
+            <w:r>
+              <w:t xml:space="preserve">{{GURI_NOOCA}}</w:t>
+            </w:r>
+          </w:p>
+        </w:tc>
+      </w:tr>
+      <w:tr>
+        <w:tc>
+          <w:tcPr>
+            <w:tcW w:type="pct" w:w="1500"/>
+          </w:tcPr>
+          <w:p>
+            <w:pPr>
+              <w:spacing w:after="60"/>
+            </w:pPr>
+            <w:r>
+              <w:rPr>
+                <w:b/>
+                <w:bCs/>
+              </w:rPr>
+              <w:t xml:space="preserve">Goobta Guriga</w:t>
+            </w:r>
+          </w:p>
+        </w:tc>
+        <w:tc>
+          <w:tcPr>
+            <w:tcW w:type="pct" w:w="3500"/>
+          </w:tcPr>
+          <w:p>
+            <w:pPr>
+              <w:spacing w:after="60"/>
+            </w:pPr>
+            <w:r>
+              <w:t xml:space="preserve">{{GURI_GOOBTA}}</w:t>
+            </w:r>
+          </w:p>
+        </w:tc>
+      </w:tr>
+      <w:tr>
+        <w:tc>
+          <w:tcPr>
+            <w:tcW w:type="pct" w:w="1500"/>
+          </w:tcPr>
+          <w:p>
+            <w:pPr>
+              <w:spacing w:after="60"/>
+            </w:pPr>
+            <w:r>
+              <w:rPr>
+                <w:b/>
+                <w:bCs/>
+              </w:rPr>
+              <w:t xml:space="preserve">Degmada / Xaafadda</w:t>
+            </w:r>
+          </w:p>
+        </w:tc>
+        <w:tc>
+          <w:tcPr>
+            <w:tcW w:type="pct" w:w="3500"/>
+          </w:tcPr>
+          <w:p>
+            <w:pPr>
+              <w:spacing w:after="60"/>
+            </w:pPr>
+            <w:r>
+              <w:t xml:space="preserve">{{GURI_DEGMADA_XAAFADDA}}</w:t>
+            </w:r>
+          </w:p>
+        </w:tc>
+      </w:tr>
+      <w:tr>
+        <w:tc>
+          <w:tcPr>
+            <w:tcW w:type="pct" w:w="1500"/>
+          </w:tcPr>
+          <w:p>
+            <w:pPr>
+              <w:spacing w:after="60"/>
+            </w:pPr>
+            <w:r>
+              <w:rPr>
+                <w:b/>
+                <w:bCs/>
+              </w:rPr>
+              <w:t xml:space="preserve">Cabbirka Guriga</w:t>
+            </w:r>
+          </w:p>
+        </w:tc>
+        <w:tc>
+          <w:tcPr>
+            <w:tcW w:type="pct" w:w="3500"/>
+          </w:tcPr>
+          <w:p>
+            <w:pPr>
+              <w:spacing w:after="60"/>
+            </w:pPr>
+            <w:r>
+              <w:t xml:space="preserve">{{GURI_CABBIRKA}}</w:t>
+            </w:r>
+          </w:p>
+        </w:tc>
+      </w:tr>
+      <w:tr>
+        <w:tc>
+          <w:tcPr>
+            <w:tcW w:type="pct" w:w="1500"/>
+          </w:tcPr>
+          <w:p>
+            <w:pPr>
+              <w:spacing w:after="60"/>
+            </w:pPr>
+            <w:r>
+              <w:rPr>
+                <w:b/>
+                <w:bCs/>
+              </w:rPr>
+              <w:t xml:space="preserve">Xuduudaha Guriga</w:t>
+            </w:r>
+          </w:p>
+        </w:tc>
+        <w:tc>
+          <w:tcPr>
+            <w:tcW w:type="pct" w:w="3500"/>
+          </w:tcPr>
+          <w:p>
+            <w:pPr>
+              <w:spacing w:after="60"/>
+            </w:pPr>
+            <w:r>
+              <w:t xml:space="preserve">{{GURI_XUDUUDAAHA}}</w:t>
+            </w:r>
+          </w:p>
+        </w:tc>
+      </w:tr>
+      <w:tr>
+        <w:tc>
+          <w:tcPr>
+            <w:tcW w:type="pct" w:w="1500"/>
+          </w:tcPr>
+          <w:p>
+            <w:pPr>
+              <w:spacing w:after="60"/>
+            </w:pPr>
+            <w:r>
+              <w:rPr>
+                <w:b/>
+                <w:bCs/>
+              </w:rPr>
+              <w:t xml:space="preserve">Lambar / Aqoonsi Lahaansho</w:t>
+            </w:r>
+          </w:p>
+        </w:tc>
+        <w:tc>
+          <w:tcPr>
+            <w:tcW w:type="pct" w:w="3500"/>
+          </w:tcPr>
+          <w:p>
+            <w:pPr>
+              <w:spacing w:after="60"/>
+            </w:pPr>
+            <w:r>
+              <w:t xml:space="preserve">{{GURI_LAMBARKA_LAHAANSHO}}</w:t>
+            </w:r>
+          </w:p>
+        </w:tc>
+      </w:tr>
+      <w:tr>
+        <w:tc>
+          <w:tcPr>
+            <w:tcW w:type="pct" w:w="1500"/>
+          </w:tcPr>
+          <w:p>
+            <w:pPr>
+              <w:spacing w:after="60"/>
+            </w:pPr>
+            <w:r>
+              <w:rPr>
+                <w:b/>
+                <w:bCs/>
+              </w:rPr>
+              <w:t xml:space="preserve">Faahfaahin Dheeraad ah</w:t>
+            </w:r>
+          </w:p>
+        </w:tc>
+        <w:tc>
+          <w:tcPr>
+            <w:tcW w:type="pct" w:w="3500"/>
+          </w:tcPr>
+          <w:p>
+            <w:pPr>
+              <w:spacing w:after="60"/>
+            </w:pPr>
+            <w:r>
+              <w:t xml:space="preserve">{{GURI_FAAHFAAHIN}}</w:t>
+            </w:r>
+          </w:p>
+        </w:tc>
+      </w:tr>
+    </w:tbl>
+    <w:p>
+      <w:pPr>
+        <w:spacing w:after="80"/>
+      </w:pPr>
+      <w:r>
+        <w:rPr>
+          <w:b/>
+          <w:bCs/>
+        </w:rPr>
+        <w:t xml:space="preserve">{{END:HANTI_GURI}}</w:t>
+      </w:r>
+    </w:p>
+    <w:p>
+      <w:pPr>
+        <w:spacing w:after="80"/>
+      </w:pPr>
+      <w:r>
+        <w:rPr>
+          <w:b/>
+          <w:bCs/>
+        </w:rPr>
+        <w:t xml:space="preserve">{{IF:HANTI_BEER}}</w:t>
+      </w:r>
+    </w:p>
+    <w:tbl>
+      <w:tblPr>
+        <w:tblW w:type="pct" w:w="5000"/>
+        <w:tblBorders>
+          <w:top w:val="single" w:color="auto" w:sz="4"/>
+          <w:left w:val="single" w:color="auto" w:sz="4"/>
+          <w:bottom w:val="single" w:color="auto" w:sz="4"/>
+          <w:right w:val="single" w:color="auto" w:sz="4"/>
+          <w:insideH w:val="single" w:color="auto" w:sz="4"/>
+          <w:insideV w:val="single" w:color="auto" w:sz="4"/>
+        </w:tblBorders>
+      </w:tblPr>
+      <w:tblGrid>
+        <w:gridCol w:w="2891"/>
+        <w:gridCol w:w="6747"/>
+      </w:tblGrid>
+      <w:tr>
+        <w:tc>
+          <w:tcPr>
+            <w:tcW w:type="pct" w:w="1500"/>
+          </w:tcPr>
+          <w:p>
+            <w:pPr>
+              <w:spacing w:after="60"/>
+            </w:pPr>
+            <w:r>
+              <w:rPr>
+                <w:b/>
+                <w:bCs/>
+              </w:rPr>
+              <w:t xml:space="preserve">Magaca Beeraha</w:t>
+            </w:r>
+          </w:p>
+        </w:tc>
+        <w:tc>
+          <w:tcPr>
+            <w:tcW w:type="pct" w:w="3500"/>
+          </w:tcPr>
+          <w:p>
+            <w:pPr>
+              <w:spacing w:after="60"/>
+            </w:pPr>
+            <w:r>
+              <w:t xml:space="preserve">{{BEER_MAGAC}}</w:t>
+            </w:r>
+          </w:p>
+        </w:tc>
+      </w:tr>
+      <w:tr>
+        <w:tc>
+          <w:tcPr>
+            <w:tcW w:type="pct" w:w="1500"/>
+          </w:tcPr>
+          <w:p>
+            <w:pPr>
+              <w:spacing w:after="60"/>
+            </w:pPr>
+            <w:r>
+              <w:rPr>
+                <w:b/>
+                <w:bCs/>
+              </w:rPr>
+              <w:t xml:space="preserve">Nooca Beeraha</w:t>
+            </w:r>
+          </w:p>
+        </w:tc>
+        <w:tc>
+          <w:tcPr>
+            <w:tcW w:type="pct" w:w="3500"/>
+          </w:tcPr>
+          <w:p>
+            <w:pPr>
+              <w:spacing w:after="60"/>
+            </w:pPr>
+            <w:r>
+              <w:t xml:space="preserve">{{BEER_NOOCA}}</w:t>
+            </w:r>
+          </w:p>
+        </w:tc>
+      </w:tr>
+      <w:tr>
+        <w:tc>
+          <w:tcPr>
+            <w:tcW w:type="pct" w:w="1500"/>
+          </w:tcPr>
+          <w:p>
+            <w:pPr>
+              <w:spacing w:after="60"/>
+            </w:pPr>
+            <w:r>
+              <w:rPr>
+                <w:b/>
+                <w:bCs/>
+              </w:rPr>
+              <w:t xml:space="preserve">Goobta Beeraha</w:t>
+            </w:r>
+          </w:p>
+        </w:tc>
+        <w:tc>
+          <w:tcPr>
+            <w:tcW w:type="pct" w:w="3500"/>
+          </w:tcPr>
+          <w:p>
+            <w:pPr>
+              <w:spacing w:after="60"/>
+            </w:pPr>
+            <w:r>
+              <w:t xml:space="preserve">{{BEER_GOOBTA}}</w:t>
+            </w:r>
+          </w:p>
+        </w:tc>
+      </w:tr>
+      <w:tr>
+        <w:tc>
+          <w:tcPr>
+            <w:tcW w:type="pct" w:w="1500"/>
+          </w:tcPr>
+          <w:p>
+            <w:pPr>
+              <w:spacing w:after="60"/>
+            </w:pPr>
+            <w:r>
+              <w:rPr>
+                <w:b/>
+                <w:bCs/>
+              </w:rPr>
+              <w:t xml:space="preserve">Degmada / Xaafadda</w:t>
+            </w:r>
+          </w:p>
+        </w:tc>
+        <w:tc>
+          <w:tcPr>
+            <w:tcW w:type="pct" w:w="3500"/>
+          </w:tcPr>
+          <w:p>
+            <w:pPr>
+              <w:spacing w:after="60"/>
+            </w:pPr>
+            <w:r>
+              <w:t xml:space="preserve">{{BEER_DEGMADA_XAAFADDA}}</w:t>
+            </w:r>
+          </w:p>
+        </w:tc>
+      </w:tr>
+      <w:tr>
+        <w:tc>
+          <w:tcPr>
+            <w:tcW w:type="pct" w:w="1500"/>
+          </w:tcPr>
+          <w:p>
+            <w:pPr>
+              <w:spacing w:after="60"/>
+            </w:pPr>
+            <w:r>
+              <w:rPr>
+                <w:b/>
+                <w:bCs/>
+              </w:rPr>
+              <w:t xml:space="preserve">Cabbirka Beeraha</w:t>
+            </w:r>
+          </w:p>
+        </w:tc>
+        <w:tc>
+          <w:tcPr>
+            <w:tcW w:type="pct" w:w="3500"/>
+          </w:tcPr>
+          <w:p>
+            <w:pPr>
+              <w:spacing w:after="60"/>
+            </w:pPr>
+            <w:r>
+              <w:t xml:space="preserve">{{BEER_CABBIRKA}}</w:t>
+            </w:r>
+          </w:p>
+        </w:tc>
+      </w:tr>
+      <w:tr>
+        <w:tc>
+          <w:tcPr>
+            <w:tcW w:type="pct" w:w="1500"/>
+          </w:tcPr>
+          <w:p>
+            <w:pPr>
+              <w:spacing w:after="60"/>
+            </w:pPr>
+            <w:r>
+              <w:rPr>
+                <w:b/>
+                <w:bCs/>
+              </w:rPr>
+              <w:t xml:space="preserve">Jiho / Xad 1</w:t>
+            </w:r>
+          </w:p>
+        </w:tc>
+        <w:tc>
+          <w:tcPr>
+            <w:tcW w:type="pct" w:w="3500"/>
+          </w:tcPr>
+          <w:p>
+            <w:pPr>
+              <w:spacing w:after="60"/>
+            </w:pPr>
+            <w:r>
+              <w:t xml:space="preserve">{{BEER_JIHO_1}}</w:t>
+            </w:r>
+          </w:p>
+        </w:tc>
+      </w:tr>
+      <w:tr>
+        <w:tc>
+          <w:tcPr>
+            <w:tcW w:type="pct" w:w="1500"/>
+          </w:tcPr>
+          <w:p>
+            <w:pPr>
+              <w:spacing w:after="60"/>
+            </w:pPr>
+            <w:r>
+              <w:rPr>
+                <w:b/>
+                <w:bCs/>
+              </w:rPr>
+              <w:t xml:space="preserve">Jiho / Xad 2</w:t>
+            </w:r>
+          </w:p>
+        </w:tc>
+        <w:tc>
+          <w:tcPr>
+            <w:tcW w:type="pct" w:w="3500"/>
+          </w:tcPr>
+          <w:p>
+            <w:pPr>
+              <w:spacing w:after="60"/>
+            </w:pPr>
+            <w:r>
+              <w:t xml:space="preserve">{{BEER_JIHO_2}}</w:t>
+            </w:r>
+          </w:p>
+        </w:tc>
+      </w:tr>
+      <w:tr>
+        <w:tc>
+          <w:tcPr>
+            <w:tcW w:type="pct" w:w="1500"/>
+          </w:tcPr>
+          <w:p>
+            <w:pPr>
+              <w:spacing w:after="60"/>
+            </w:pPr>
+            <w:r>
+              <w:rPr>
+                <w:b/>
+                <w:bCs/>
+              </w:rPr>
+              <w:t xml:space="preserve">Xuduudaha Beeraha</w:t>
+            </w:r>
+          </w:p>
+        </w:tc>
+        <w:tc>
+          <w:tcPr>
+            <w:tcW w:type="pct" w:w="3500"/>
+          </w:tcPr>
+          <w:p>
+            <w:pPr>
+              <w:spacing w:after="60"/>
+            </w:pPr>
+            <w:r>
+              <w:t xml:space="preserve">{{BEER_XUDUUDAAHA}}</w:t>
+            </w:r>
+          </w:p>
+        </w:tc>
+      </w:tr>
+      <w:tr>
+        <w:tc>
+          <w:tcPr>
+            <w:tcW w:type="pct" w:w="1500"/>
+          </w:tcPr>
+          <w:p>
+            <w:pPr>
+              <w:spacing w:after="60"/>
+            </w:pPr>
+            <w:r>
+              <w:rPr>
+                <w:b/>
+                <w:bCs/>
+              </w:rPr>
+              <w:t xml:space="preserve">Shayada Ceelka</w:t>
+            </w:r>
+          </w:p>
+        </w:tc>
+        <w:tc>
+          <w:tcPr>
+            <w:tcW w:type="pct" w:w="3500"/>
+          </w:tcPr>
+          <w:p>
+            <w:pPr>
+              <w:spacing w:after="60"/>
+            </w:pPr>
+            <w:r>
+              <w:t xml:space="preserve">{{BEER_SHAYADA_CEELKA}}</w:t>
+            </w:r>
+          </w:p>
+        </w:tc>
+      </w:tr>
+      <w:tr>
+        <w:tc>
+          <w:tcPr>
+            <w:tcW w:type="pct" w:w="1500"/>
+          </w:tcPr>
+          <w:p>
+            <w:pPr>
+              <w:spacing w:after="60"/>
+            </w:pPr>
+            <w:r>
+              <w:rPr>
+                <w:b/>
+                <w:bCs/>
+              </w:rPr>
+              <w:t xml:space="preserve">Lambar / Aqoonsi Lahaansho</w:t>
+            </w:r>
+          </w:p>
+        </w:tc>
+        <w:tc>
+          <w:tcPr>
+            <w:tcW w:type="pct" w:w="3500"/>
+          </w:tcPr>
+          <w:p>
+            <w:pPr>
+              <w:spacing w:after="60"/>
+            </w:pPr>
+            <w:r>
+              <w:t xml:space="preserve">{{BEER_LAMBARKA_LAHAANSHO}}</w:t>
+            </w:r>
+          </w:p>
+        </w:tc>
+      </w:tr>
+      <w:tr>
+        <w:tc>
+          <w:tcPr>
+            <w:tcW w:type="pct" w:w="1500"/>
+          </w:tcPr>
+          <w:p>
+            <w:pPr>
+              <w:spacing w:after="60"/>
+            </w:pPr>
+            <w:r>
+              <w:rPr>
+                <w:b/>
+                <w:bCs/>
+              </w:rPr>
+              <w:t xml:space="preserve">Faahfaahin Dheeraad ah</w:t>
+            </w:r>
+          </w:p>
+        </w:tc>
+        <w:tc>
+          <w:tcPr>
+            <w:tcW w:type="pct" w:w="3500"/>
+          </w:tcPr>
+          <w:p>
+            <w:pPr>
+              <w:spacing w:after="60"/>
+            </w:pPr>
+            <w:r>
+              <w:t xml:space="preserve">{{BEER_FAAHFAAHIN}}</w:t>
+            </w:r>
+          </w:p>
+        </w:tc>
+      </w:tr>
+    </w:tbl>
+    <w:p>
+      <w:pPr>
+        <w:spacing w:after="80"/>
+      </w:pPr>
+      <w:r>
+        <w:rPr>
+          <w:b/>
+          <w:bCs/>
+        </w:rPr>
+        <w:t xml:space="preserve">{{END:HANTI_BEER}}</w:t>
+      </w:r>
+    </w:p>
+    <w:p>
+      <w:pPr>
+        <w:spacing w:after="100" w:before="160"/>
+      </w:pPr>
+      <w:r>
+        <w:rPr>
+          <w:b/>
+          <w:bCs/>
+          <w:u w:val="single"/>
+        </w:rPr>
+        <w:t xml:space="preserve">QIIMAHA &amp; LACAGTA</w:t>
+      </w:r>
+    </w:p>
+    <w:tbl>
+      <w:tblPr>
+        <w:tblW w:type="pct" w:w="5000"/>
+        <w:tblBorders>
+          <w:top w:val="single" w:color="auto" w:sz="4"/>
+          <w:left w:val="single" w:color="auto" w:sz="4"/>
+          <w:bottom w:val="single" w:color="auto" w:sz="4"/>
+          <w:right w:val="single" w:color="auto" w:sz="4"/>
+          <w:insideH w:val="single" w:color="auto" w:sz="4"/>
+          <w:insideV w:val="single" w:color="auto" w:sz="4"/>
+        </w:tblBorders>
+      </w:tblPr>
+      <w:tblGrid>
+        <w:gridCol w:w="2891"/>
+        <w:gridCol w:w="6747"/>
+      </w:tblGrid>
+      <w:tr>
+        <w:tc>
+          <w:tcPr>
+            <w:tcW w:type="pct" w:w="1500"/>
+          </w:tcPr>
+          <w:p>
+            <w:pPr>
+              <w:spacing w:after="60"/>
+            </w:pPr>
+            <w:r>
+              <w:rPr>
+                <w:b/>
+                <w:bCs/>
+              </w:rPr>
+              <w:t xml:space="preserve">Qiimaha Hantida</w:t>
+            </w:r>
+          </w:p>
+        </w:tc>
+        <w:tc>
+          <w:tcPr>
+            <w:tcW w:type="pct" w:w="3500"/>
+          </w:tcPr>
+          <w:p>
+            <w:pPr>
+              <w:spacing w:after="60"/>
+            </w:pPr>
+            <w:r>
+              <w:t xml:space="preserve">{{QIIMAHA_HANTIDA}}</w:t>
+            </w:r>
+          </w:p>
+        </w:tc>
+      </w:tr>
+      <w:tr>
+        <w:tc>
+          <w:tcPr>
+            <w:tcW w:type="pct" w:w="1500"/>
+          </w:tcPr>
+          <w:p>
+            <w:pPr>
+              <w:spacing w:after="60"/>
+            </w:pPr>
+            <w:r>
+              <w:rPr>
+                <w:b/>
+                <w:bCs/>
+              </w:rPr>
+              <w:t xml:space="preserve">Lacagta La Bixiyay</w:t>
+            </w:r>
+          </w:p>
+        </w:tc>
+        <w:tc>
+          <w:tcPr>
+            <w:tcW w:type="pct" w:w="3500"/>
+          </w:tcPr>
+          <w:p>
+            <w:pPr>
+              <w:spacing w:after="60"/>
+            </w:pPr>
+            <w:r>
+              <w:t xml:space="preserve">{{LACAGTA_BIXIYAY}}</w:t>
+            </w:r>
+          </w:p>
+        </w:tc>
+      </w:tr>
+      <w:tr>
+        <w:tc>
+          <w:tcPr>
+            <w:tcW w:type="pct" w:w="1500"/>
+          </w:tcPr>
+          <w:p>
+            <w:pPr>
+              <w:spacing w:after="60"/>
+            </w:pPr>
+            <w:r>
+              <w:rPr>
+                <w:b/>
+                <w:bCs/>
+              </w:rPr>
+              <w:t xml:space="preserve">Lacagta Hadhay</w:t>
+            </w:r>
+          </w:p>
+        </w:tc>
+        <w:tc>
+          <w:tcPr>
+            <w:tcW w:type="pct" w:w="3500"/>
+          </w:tcPr>
+          <w:p>
+            <w:pPr>
+              <w:spacing w:after="60"/>
+            </w:pPr>
+            <w:r>
+              <w:t xml:space="preserve">{{LACAGTA_HADHAY}}</w:t>
+            </w:r>
+          </w:p>
+        </w:tc>
+      </w:tr>
+      <w:tr>
+        <w:tc>
+          <w:tcPr>
+            <w:tcW w:type="pct" w:w="1500"/>
+          </w:tcPr>
+          <w:p>
+            <w:pPr>
+              <w:spacing w:after="60"/>
+            </w:pPr>
+            <w:r>
+              <w:rPr>
+                <w:b/>
+                <w:bCs/>
+              </w:rPr>
+              <w:t xml:space="preserve">Qiimaha Qoraal</w:t>
+            </w:r>
+          </w:p>
+        </w:tc>
+        <w:tc>
+          <w:tcPr>
+            <w:tcW w:type="pct" w:w="3500"/>
+          </w:tcPr>
+          <w:p>
+            <w:pPr>
+              <w:spacing w:after="60"/>
+            </w:pPr>
+            <w:r>
+              <w:t xml:space="preserve">{{QIIMAHA_QORAAL}}</w:t>
+            </w:r>
+          </w:p>
+        </w:tc>
+      </w:tr>
+    </w:tbl>
+    <w:p>
+      <w:pPr>
+        <w:spacing w:after="120" w:line="300"/>
+        <w:jc w:val="both"/>
+      </w:pPr>
+      <w:r>
+        <w:t xml:space="preserve">Qiimaha aanu kala Siisanay waa {{QIIMAHA_HANTIDA}} {{QIIMAHA_QORAAL}}.</w:t>
+      </w:r>
+    </w:p>
+    <w:p>
+      <w:pPr>
+        <w:spacing w:after="80"/>
+      </w:pPr>
+      <w:r>
+        <w:rPr>
+          <w:b/>
+          <w:bCs/>
+        </w:rPr>
+        <w:t xml:space="preserve">{{IF:SAWIRRO_MA_JIRAAN}}</w:t>
+      </w:r>
+    </w:p>
+    <w:p>
+      <w:pPr>
+        <w:spacing w:after="100" w:before="160"/>
+      </w:pPr>
+      <w:r>
+        <w:rPr>
+          <w:b/>
+          <w:bCs/>
+          <w:u w:val="single"/>
+        </w:rPr>
+        <w:t xml:space="preserve">SAWIRKA</w:t>
+      </w:r>
+    </w:p>
+    <w:p>
+      <w:pPr>
+        <w:spacing w:after="80"/>
+      </w:pPr>
+      <w:r>
+        <w:rPr>
+          <w:b/>
+          <w:bCs/>
+        </w:rPr>
+        <w:t xml:space="preserve">{{#SAWIRRADA}}</w:t>
+      </w:r>
+    </w:p>
+    <w:p>
+      <w:pPr>
+        <w:spacing w:after="120" w:line="300"/>
+        <w:jc w:val="both"/>
+      </w:pPr>
+      <w:r>
+        <w:t xml:space="preserve">{{NUMBER}}. {{SHAKHSIGA}}</w:t>
+      </w:r>
+    </w:p>
+    <w:p>
+      <w:pPr>
+        <w:spacing w:after="120" w:line="300"/>
+        <w:jc w:val="both"/>
+      </w:pPr>
+      <w:r>
+        <w:t xml:space="preserve">{{CAPTION}}</w:t>
+      </w:r>
+    </w:p>
+    <w:p>
+      <w:pPr>
+        <w:spacing w:after="80"/>
+      </w:pPr>
+      <w:r>
+        <w:rPr>
+          <w:b/>
+          <w:bCs/>
+        </w:rPr>
+        <w:t xml:space="preserve">{{/SAWIRRADA}}</w:t>
+      </w:r>
+    </w:p>
+    <w:p>
+      <w:pPr>
+        <w:spacing w:after="80"/>
+      </w:pPr>
+      <w:r>
+        <w:rPr>
+          <w:b/>
+          <w:bCs/>
+        </w:rPr>
+        <w:t xml:space="preserve">{{END:SAWIRRO_MA_JIRAAN}}</w:t>
+      </w:r>
+    </w:p>
+    <w:p>
+      <w:pPr>
+        <w:spacing w:after="80"/>
+      </w:pPr>
+      <w:r>
+        <w:rPr>
+          <w:b/>
+          <w:bCs/>
+        </w:rPr>
+        <w:t xml:space="preserve">{{IF:SAXEEXO_MA_JIRAAN}}</w:t>
+      </w:r>
+    </w:p>
+    <w:p>
+      <w:pPr>
+        <w:spacing w:after="100" w:before="160"/>
+      </w:pPr>
+      <w:r>
+        <w:rPr>
+          <w:b/>
+          <w:bCs/>
+          <w:u w:val="single"/>
+        </w:rPr>
+        <w:t xml:space="preserve">SAXEEXAYAASHA</w:t>
+      </w:r>
+    </w:p>
+    <w:p>
+      <w:pPr>
+        <w:spacing w:after="80"/>
+      </w:pPr>
+      <w:r>
+        <w:rPr>
+          <w:b/>
+          <w:bCs/>
+        </w:rPr>
+        <w:t xml:space="preserve">{{#SAXEEXAYAASHA}}</w:t>
+      </w:r>
+    </w:p>
+    <w:p>
+      <w:pPr>
+        <w:spacing w:after="120" w:line="300"/>
+        <w:jc w:val="both"/>
+      </w:pPr>
+      <w:r>
+        <w:t xml:space="preserve">{{NUMBER}}. {{PREFIX}} {{SHAKHSIGA}}</w:t>
+      </w:r>
+    </w:p>
+    <w:p>
+      <w:pPr>
+        <w:spacing w:after="80"/>
+      </w:pPr>
+      <w:r>
+        <w:rPr>
+          <w:b/>
+          <w:bCs/>
+        </w:rPr>
+        <w:t xml:space="preserve">{{/SAXEEXAYAASHA}}</w:t>
+      </w:r>
+    </w:p>
+    <w:p>
+      <w:pPr>
+        <w:spacing w:after="80"/>
+      </w:pPr>
+      <w:r>
+        <w:rPr>
+          <w:b/>
+          <w:bCs/>
+        </w:rPr>
+        <w:t xml:space="preserve">{{END:SAXEEXO_MA_JIRAAN}}</w:t>
+      </w:r>
+    </w:p>
+    <w:p>
+      <w:pPr>
+        <w:spacing w:after="80"/>
+      </w:pPr>
+      <w:r>
+        <w:rPr>
+          <w:b/>
+          <w:bCs/>
+        </w:rPr>
+        <w:t xml:space="preserve">{{IF:SHAXADO_MA_JIRAAN}}</w:t>
+      </w:r>
+    </w:p>
+    <w:p>
+      <w:pPr>
+        <w:spacing w:after="100" w:before="160"/>
+      </w:pPr>
+      <w:r>
+        <w:rPr>
+          <w:b/>
+          <w:bCs/>
+          <w:u w:val="single"/>
+        </w:rPr>
+        <w:t xml:space="preserve">SHAXADAYAHA IYO WARQADAH</w:t>
+      </w:r>
+    </w:p>
+    <w:p>
+      <w:pPr>
+        <w:spacing w:after="80"/>
+      </w:pPr>
+      <w:r>
+        <w:rPr>
+          <w:b/>
+          <w:bCs/>
+        </w:rPr>
+        <w:t xml:space="preserve">{{#SHAXADAHA}}</w:t>
+      </w:r>
+    </w:p>
+    <w:p>
+      <w:pPr>
+        <w:spacing w:after="120" w:line="300"/>
+        <w:jc w:val="both"/>
+      </w:pPr>
+      <w:r>
+        <w:t xml:space="preserve">{{NUMBER}}. {{TIXRAACA}} — {{NOOCA_SHAXADAHA}}</w:t>
+      </w:r>
+    </w:p>
+    <w:p>
+      <w:pPr>
+        <w:spacing w:after="80"/>
+      </w:pPr>
+      <w:r>
+        <w:rPr>
+          <w:b/>
+          <w:bCs/>
+        </w:rPr>
+        <w:t xml:space="preserve">{{/SHAXADAHA}}</w:t>
+      </w:r>
+    </w:p>
+    <w:p>
+      <w:pPr>
+        <w:spacing w:after="80"/>
+      </w:pPr>
+      <w:r>
+        <w:rPr>
+          <w:b/>
+          <w:bCs/>
+        </w:rPr>
+        <w:t xml:space="preserve">{{END:SHAXADO_MA_JIRAAN}}</w:t>
+      </w:r>
+    </w:p>
+    <w:p>
+      <w:pPr>
+        <w:spacing w:after="80"/>
+      </w:pPr>
+      <w:r>
+        <w:rPr>
+          <w:b/>
+          <w:bCs/>
+        </w:rPr>
+        <w:t xml:space="preserve">{{IF:DAMIIN_QOF_3AAD}}</w:t>
+      </w:r>
+    </w:p>
+    <w:p>
+      <w:pPr>
+        <w:spacing w:after="100" w:before="160"/>
+      </w:pPr>
+      <w:r>
+        <w:rPr>
+          <w:b/>
+          <w:bCs/>
+          <w:u w:val="single"/>
+        </w:rPr>
+        <w:t xml:space="preserve">DAMMAANADDA (DAMIIN)</w:t>
+      </w:r>
+    </w:p>
+    <w:tbl>
+      <w:tblPr>
+        <w:tblW w:type="pct" w:w="5000"/>
+        <w:tblBorders>
+          <w:top w:val="single" w:color="auto" w:sz="4"/>
+          <w:left w:val="single" w:color="auto" w:sz="4"/>
+          <w:bottom w:val="single" w:color="auto" w:sz="4"/>
+          <w:right w:val="single" w:color="auto" w:sz="4"/>
+          <w:insideH w:val="single" w:color="auto" w:sz="4"/>
+          <w:insideV w:val="single" w:color="auto" w:sz="4"/>
+        </w:tblBorders>
+      </w:tblPr>
+      <w:tblGrid>
+        <w:gridCol w:w="2891"/>
+        <w:gridCol w:w="6747"/>
+      </w:tblGrid>
+      <w:tr>
+        <w:tc>
+          <w:tcPr>
+            <w:tcW w:type="pct" w:w="1500"/>
+          </w:tcPr>
+          <w:p>
+            <w:pPr>
+              <w:spacing w:after="60"/>
+            </w:pPr>
+            <w:r>
+              <w:rPr>
+                <w:b/>
+                <w:bCs/>
+              </w:rPr>
+              <w:t xml:space="preserve">Magaca Damiinka</w:t>
+            </w:r>
+          </w:p>
+        </w:tc>
+        <w:tc>
+          <w:tcPr>
+            <w:tcW w:type="pct" w:w="3500"/>
+          </w:tcPr>
+          <w:p>
+            <w:pPr>
+              <w:spacing w:after="60"/>
+            </w:pPr>
+            <w:r>
+              <w:t xml:space="preserve">{{DAMIIN_MAGAC}}</w:t>
+            </w:r>
+          </w:p>
+        </w:tc>
+      </w:tr>
+      <w:tr>
+        <w:tc>
+          <w:tcPr>
+            <w:tcW w:type="pct" w:w="1500"/>
+          </w:tcPr>
+          <w:p>
+            <w:pPr>
+              <w:spacing w:after="60"/>
+            </w:pPr>
+            <w:r>
+              <w:rPr>
+                <w:b/>
+                <w:bCs/>
+              </w:rPr>
+              <w:t xml:space="preserve">Telefoonka Damiinka</w:t>
+            </w:r>
+          </w:p>
+        </w:tc>
+        <w:tc>
+          <w:tcPr>
+            <w:tcW w:type="pct" w:w="3500"/>
+          </w:tcPr>
+          <w:p>
+            <w:pPr>
+              <w:spacing w:after="60"/>
+            </w:pPr>
+            <w:r>
+              <w:t xml:space="preserve">{{DAMIIN_TELEFOON}}</w:t>
+            </w:r>
+          </w:p>
+        </w:tc>
+      </w:tr>
+      <w:tr>
+        <w:tc>
+          <w:tcPr>
+            <w:tcW w:type="pct" w:w="1500"/>
+          </w:tcPr>
+          <w:p>
+            <w:pPr>
+              <w:spacing w:after="60"/>
+            </w:pPr>
+            <w:r>
+              <w:rPr>
+                <w:b/>
+                <w:bCs/>
+              </w:rPr>
+              <w:t xml:space="preserve">Gurmadka Dammaanadda</w:t>
+            </w:r>
+          </w:p>
+        </w:tc>
+        <w:tc>
+          <w:tcPr>
+            <w:tcW w:type="pct" w:w="3500"/>
+          </w:tcPr>
+          <w:p>
+            <w:pPr>
+              <w:spacing w:after="60"/>
+            </w:pPr>
+            <w:r>
+              <w:t xml:space="preserve">{{DAMIIN_GURMAD}}</w:t>
+            </w:r>
+          </w:p>
+        </w:tc>
+      </w:tr>
+    </w:tbl>
+    <w:p>
+      <w:pPr>
+        <w:spacing w:after="80"/>
+      </w:pPr>
+      <w:r>
+        <w:rPr>
+          <w:b/>
+          <w:bCs/>
+        </w:rPr>
+        <w:t xml:space="preserve">{{END:DAMIIN_QOF_3AAD}}</w:t>
+      </w:r>
+    </w:p>
+    <w:p>
+      <w:pPr>
+        <w:spacing w:after="80"/>
+      </w:pPr>
+      <w:r>
+        <w:rPr>
+          <w:b/>
+          <w:bCs/>
+        </w:rPr>
+        <w:t xml:space="preserve">{{IF:DAMIIN_IIBIYAHA}}</w:t>
+      </w:r>
+    </w:p>
+    <w:p>
+      <w:pPr>
+        <w:spacing w:after="100" w:before="160"/>
+      </w:pPr>
+      <w:r>
+        <w:rPr>
+          <w:b/>
+          <w:bCs/>
+          <w:u w:val="single"/>
+        </w:rPr>
+        <w:t xml:space="preserve">DAMMAANADDA (DAMIIN)</w:t>
+      </w:r>
+    </w:p>
+    <w:p>
+      <w:pPr>
+        <w:spacing w:after="120" w:line="300"/>
+        <w:jc w:val="both"/>
+      </w:pPr>
+      <w:r>
+        <w:t xml:space="preserve">{{NOOCA_DAMIINTA}} — dammaanadda waxaa ku dhegan iibiyaha / iibiyayaasha.</w:t>
+      </w:r>
+    </w:p>
+    <w:p>
+      <w:pPr>
+        <w:spacing w:after="80"/>
+      </w:pPr>
+      <w:r>
+        <w:rPr>
+          <w:b/>
+          <w:bCs/>
+        </w:rPr>
+        <w:t xml:space="preserve">{{END:DAMIIN_IIBIYAHA}}</w:t>
+      </w:r>
+    </w:p>
+    <w:p>
+      <w:pPr>
+        <w:spacing w:after="120" w:line="300"/>
+        <w:jc w:val="both"/>
+      </w:pPr>
+      <w:r>
+        <w:t xml:space="preserve">Hadii aanu nahay dhinacyadan sare ku xusan maanta oo ay taarikhdu tahay {{TAARIIKH}} xafiiskan hortiisa waxaanu ku wada galnay heshiiska iibka dhulkan banaan oo u dhacay sidan:-</w:t>
+      </w:r>
+    </w:p>
+    <w:p>
+      <w:pPr>
+        <w:spacing w:after="120" w:line="300"/>
+        <w:jc w:val="both"/>
+      </w:pPr>
+      <w:r>
+        <w:t xml:space="preserve">1. IIBISADA DHULKA: Anigoo ah {{IIBIYE_WORDS}} dhulkan waxaan cadaynayaa inaan dhulkaygan sare ku faahfaahsan ka iibiyay {{IIBSADAHA_MAGAC}} kana siiyay Lacag dhan {{QIIMAHA_HANTIDA}} {{QIIMAHA_QORAAL}}, dhamaan lacagtana kaga wada qaatay naqad (Xafiiskan Dhexiisa) wax baaqi ah oo igu hadhsanina aanay jirin.</w:t>
+      </w:r>
+    </w:p>
+    <w:p>
+      <w:pPr>
+        <w:spacing w:after="120" w:line="300"/>
+        <w:jc w:val="both"/>
+      </w:pPr>
+      <w:r>
+        <w:t xml:space="preserve">2. IIBSATADA DHULKAN: Anigoo ah {{IIBSADE_WORDS}} dhulkan waxaan cadaynayaa inaan dhulkan iska soo eegay, cabirtay kuna qancay kuna iibsaday lacagtan sare ku xusan oo naqad ah.</w:t>
+      </w:r>
+    </w:p>
+    <w:p>
+      <w:pPr>
+        <w:spacing w:after="120" w:line="300"/>
+        <w:jc w:val="both"/>
+      </w:pPr>
+      <w:r>
+        <w:t xml:space="preserve">3. Laga Bilaabo manta iyo wixii ka dambeeya mulkigii dhulkani wuxuu ku wareegay oo yeelatay Iibsato {{IIBSADAHA_MAGAC}}.</w:t>
+      </w:r>
+    </w:p>
+    <w:p>
+      <w:pPr>
+        <w:spacing w:after="120" w:line="300"/>
+        <w:jc w:val="both"/>
+      </w:pPr>
+      <w:r>
+        <w:t xml:space="preserve">4. DAMAANAD:- Anigoo ah Iibisada Dhulka {{DAMIIN_MAGACA}} hadii heshiiska iibka dhulkan dhinacayga wax kasoo noqdaan sida lahaanshaha, Nootaayada, iyo dhamaan wixii khilaafaya heshiiskan aniga ayaa la iiraacayaa oo ka masuula, bixinayana hantidan iyo kharash wixii raacayba anigoo isku damiinanaya hantidayda guud ee aan gaarka u leeyahay guurto iyo ma guurtaba.</w:t>
+      </w:r>
+    </w:p>
+    <w:p>
+      <w:pPr>
+        <w:spacing w:after="120" w:line="300"/>
+        <w:jc w:val="both"/>
+      </w:pPr>
+      <w:r>
+        <w:t xml:space="preserve">5. Sidana waxa aamu ku saxeexnay xafiiska nootaayada sharciga hortiisa, anaga oo miyir iyo maanba qabna xiskayaguna dhan yahay.</w:t>
+      </w:r>
+    </w:p>
+    <w:p>
+      <w:pPr>
+        <w:spacing w:after="120" w:before="200"/>
+        <w:jc w:val="center"/>
+      </w:pPr>
+      <w:r>
+        <w:rPr>
+          <w:b/>
+          <w:bCs/>
+          <w:sz w:val="24"/>
+          <w:szCs w:val="24"/>
+          <w:u w:val="single"/>
+        </w:rPr>
+        <w:t xml:space="preserve">Maragyo Goob-Joogayaal Ah</w:t>
+      </w:r>
+    </w:p>
+    <w:p>
+      <w:pPr>
+        <w:spacing w:after="80"/>
+      </w:pPr>
+      <w:r>
+        <w:rPr>
+          <w:b/>
+          <w:bCs/>
+        </w:rPr>
+        <w:t xml:space="preserve">{{#MARAGYO}}</w:t>
       </w:r>
     </w:p>
     <w:p>
@@ -92,7 +2226,7 @@
         <w:spacing w:after="60"/>
       </w:pPr>
       <w:r>
-        <w:t xml:space="preserve">{{MAGAC}}</w:t>
+        <w:t xml:space="preserve">{{NUMBER}}. {{MAGAC}}</w:t>
       </w:r>
       <w:r>
         <w:tab/>
@@ -110,7 +2244,19 @@
           <w:b/>
           <w:bCs/>
         </w:rPr>
-        <w:t xml:space="preserve">{{/IIBIYEYAAL}}</w:t>
+        <w:t xml:space="preserve">{{/MARAGYO}}</w:t>
+      </w:r>
+    </w:p>
+    <w:p>
+      <w:pPr>
+        <w:spacing w:after="80"/>
+      </w:pPr>
+      <w:r>
+        <w:rPr>
+          <w:b/>
+          <w:bCs/>
+        </w:rPr>
+        <w:t xml:space="preserve">{{IF:SAXEEXO_MA_JIRAAN}}</w:t>
       </w:r>
     </w:p>
     <w:p>
@@ -123,19 +2269,32 @@
           <w:bCs/>
           <w:u w:val="single"/>
         </w:rPr>
-        <w:t xml:space="preserve">MAGACA IIBSATADA DHULKA</w:t>
-      </w:r>
-    </w:p>
-    <w:p>
-      <w:pPr>
-        <w:spacing w:after="80"/>
-      </w:pPr>
-      <w:r>
-        <w:rPr>
-          <w:b/>
-          <w:bCs/>
-        </w:rPr>
-        <w:t xml:space="preserve">{{#IIBSADAYAAL}}</w:t>
+        <w:t xml:space="preserve">Magaca Iyo Saxeexa Iibisada Dhulka.</w:t>
+      </w:r>
+    </w:p>
+    <w:p>
+      <w:pPr>
+        <w:spacing w:after="100" w:before="160"/>
+      </w:pPr>
+      <w:r>
+        <w:rPr>
+          <w:b/>
+          <w:bCs/>
+          <w:u w:val="single"/>
+        </w:rPr>
+        <w:t xml:space="preserve">Magaca Iyo Saxeexa Iibsatada Dhulka .</w:t>
+      </w:r>
+    </w:p>
+    <w:p>
+      <w:pPr>
+        <w:spacing w:after="80"/>
+      </w:pPr>
+      <w:r>
+        <w:rPr>
+          <w:b/>
+          <w:bCs/>
+        </w:rPr>
+        <w:t xml:space="preserve">{{#SAXEEXAYAASHA}}</w:t>
       </w:r>
     </w:p>
     <w:p>
@@ -146,50 +2305,43 @@
         <w:spacing w:after="60"/>
       </w:pPr>
       <w:r>
-        <w:t xml:space="preserve">{{MAGAC}}</w:t>
-      </w:r>
-      <w:r>
-        <w:tab/>
-      </w:r>
-      <w:r>
-        <w:t xml:space="preserve">Tell {{TELEFOON}}</w:t>
-      </w:r>
-    </w:p>
-    <w:p>
-      <w:pPr>
-        <w:spacing w:after="80"/>
-      </w:pPr>
-      <w:r>
-        <w:rPr>
-          <w:b/>
-          <w:bCs/>
-        </w:rPr>
-        <w:t xml:space="preserve">{{/IIBSADAYAAL}}</w:t>
-      </w:r>
-    </w:p>
-    <w:p>
-      <w:pPr>
-        <w:spacing w:after="100" w:before="160"/>
-      </w:pPr>
-      <w:r>
-        <w:rPr>
-          <w:b/>
-          <w:bCs/>
-          <w:u w:val="single"/>
-        </w:rPr>
-        <w:t xml:space="preserve">Faahfaahinta Hantida Iyo Qiimaha La kala siistay.</w:t>
-      </w:r>
-    </w:p>
-    <w:p>
-      <w:pPr>
-        <w:spacing w:after="80"/>
-      </w:pPr>
-      <w:r>
-        <w:rPr>
-          <w:b/>
-          <w:bCs/>
-        </w:rPr>
-        <w:t xml:space="preserve">{{IF:HANTI_DHUL_BANAAN}}</w:t>
+        <w:t xml:space="preserve">❖ {{NUMBER}}. {{PREFIX}} {{SHAKHSIGA}}</w:t>
+      </w:r>
+    </w:p>
+    <w:p>
+      <w:pPr>
+        <w:spacing w:after="80"/>
+      </w:pPr>
+      <w:r>
+        <w:rPr>
+          <w:b/>
+          <w:bCs/>
+        </w:rPr>
+        <w:t xml:space="preserve">{{/SAXEEXAYAASHA}}</w:t>
+      </w:r>
+    </w:p>
+    <w:p>
+      <w:pPr>
+        <w:spacing w:after="80"/>
+      </w:pPr>
+      <w:r>
+        <w:rPr>
+          <w:b/>
+          <w:bCs/>
+        </w:rPr>
+        <w:t xml:space="preserve">{{END:SAXEEXO_MA_JIRAAN}}</w:t>
+      </w:r>
+    </w:p>
+    <w:p>
+      <w:pPr>
+        <w:spacing w:after="80"/>
+      </w:pPr>
+      <w:r>
+        <w:rPr>
+          <w:b/>
+          <w:bCs/>
+        </w:rPr>
+        <w:t xml:space="preserve">{{IF:IIBIYAHA_WAKIIL}}</w:t>
       </w:r>
     </w:p>
     <w:p>
@@ -198,31 +2350,31 @@
         <w:jc w:val="both"/>
       </w:pPr>
       <w:r>
-        <w:t xml:space="preserve">Degmada: {{DEGMADA}} · Xaafada: {{XAAFADA}} · Cabbirka: {{CABBIRKA}} · Jiho Waqooyi: {{JIHO_WAQOOYI}} · Jiho Koonfur: {{JIHO_KOONFUR}} · Jiho Bari: {{JIHO_BARI}} · Jiho Galbeed: {{JIHO_GALBEED}} · Soohdimaha: {{SOOHDIMADA}} · Sida Hantida Loo Helay: {{SIDA_HANTIDA}}</w:t>
-      </w:r>
-    </w:p>
-    <w:p>
-      <w:pPr>
-        <w:spacing w:after="80"/>
-      </w:pPr>
-      <w:r>
-        <w:rPr>
-          <w:b/>
-          <w:bCs/>
-        </w:rPr>
-        <w:t xml:space="preserve">{{END:HANTI_DHUL_BANAAN}}</w:t>
-      </w:r>
-    </w:p>
-    <w:p>
-      <w:pPr>
-        <w:spacing w:after="80"/>
-      </w:pPr>
-      <w:r>
-        <w:rPr>
-          <w:b/>
-          <w:bCs/>
-        </w:rPr>
-        <w:t xml:space="preserve">{{IF:HANTI_GURI}}</w:t>
+        <w:t xml:space="preserve">Saxiixa Wakiilka Iibiyaha: {{IIBIYAHA_WAKIIL_MAGAC}} — Saxiiid / Stamp:</w:t>
+      </w:r>
+    </w:p>
+    <w:p>
+      <w:pPr>
+        <w:spacing w:after="80"/>
+      </w:pPr>
+      <w:r>
+        <w:rPr>
+          <w:b/>
+          <w:bCs/>
+        </w:rPr>
+        <w:t xml:space="preserve">{{END:IIBIYAHA_WAKIIL}}</w:t>
+      </w:r>
+    </w:p>
+    <w:p>
+      <w:pPr>
+        <w:spacing w:after="80"/>
+      </w:pPr>
+      <w:r>
+        <w:rPr>
+          <w:b/>
+          <w:bCs/>
+        </w:rPr>
+        <w:t xml:space="preserve">{{IF:IIBSADAHA_WAKIIL}}</w:t>
       </w:r>
     </w:p>
     <w:p>
@@ -231,31 +2383,31 @@
         <w:jc w:val="both"/>
       </w:pPr>
       <w:r>
-        <w:t xml:space="preserve">Nooca Guriga: {{GURI_NOOCA}} · Goobta Guriga: {{GURI_GOOBTA}} · Degmada / Xaafadda: {{GURI_DEGMADA_XAAFADDA}} · Cabbirka Guriga: {{GURI_CABBIRKA}} · Xuduudaha Guriga: {{GURI_XUDUUDAAHA}} · Lambar / Aqoonsi Lahaansho: {{GURI_LAMBARKA_LAHAANSHO}} · Faahfaahin Dheeraad ah: {{GURI_FAAHFAAHIN}}</w:t>
-      </w:r>
-    </w:p>
-    <w:p>
-      <w:pPr>
-        <w:spacing w:after="80"/>
-      </w:pPr>
-      <w:r>
-        <w:rPr>
-          <w:b/>
-          <w:bCs/>
-        </w:rPr>
-        <w:t xml:space="preserve">{{END:HANTI_GURI}}</w:t>
-      </w:r>
-    </w:p>
-    <w:p>
-      <w:pPr>
-        <w:spacing w:after="80"/>
-      </w:pPr>
-      <w:r>
-        <w:rPr>
-          <w:b/>
-          <w:bCs/>
-        </w:rPr>
-        <w:t xml:space="preserve">{{IF:HANTI_BEER}}</w:t>
+        <w:t xml:space="preserve">Saxiixa Wakiilka Iibsadaha: {{IIBSADAHA_WAKIIL_MAGAC}} — Saxiiid / Stamp:</w:t>
+      </w:r>
+    </w:p>
+    <w:p>
+      <w:pPr>
+        <w:spacing w:after="80"/>
+      </w:pPr>
+      <w:r>
+        <w:rPr>
+          <w:b/>
+          <w:bCs/>
+        </w:rPr>
+        <w:t xml:space="preserve">{{END:IIBSADAHA_WAKIIL}}</w:t>
+      </w:r>
+    </w:p>
+    <w:p>
+      <w:pPr>
+        <w:spacing w:after="80"/>
+      </w:pPr>
+      <w:r>
+        <w:rPr>
+          <w:b/>
+          <w:bCs/>
+        </w:rPr>
+        <w:t xml:space="preserve">{{IF:DAMIIN_QOF_3AAD}}</w:t>
       </w:r>
     </w:p>
     <w:p>
@@ -264,19 +2416,31 @@
         <w:jc w:val="both"/>
       </w:pPr>
       <w:r>
-        <w:t xml:space="preserve">Magaca Beeraha: {{BEER_MAGAC}} · Nooca Beeraha: {{BEER_NOOCA}} · Goobta Beeraha: {{BEER_GOOBTA}} · Degmada / Xaafadda: {{BEER_DEGMADA_XAAFADDA}} · Cabbirka Beeraha: {{BEER_CABBIRKA}} · Jiho/Xad 1: {{BEER_JIHO_1}} · Jiho/Xad 2: {{BEER_JIHO_2}} · Xuduudaha: {{BEER_XUDUUDAAHA}} · Aqoonsi Lahaansho: {{BEER_LAMBARKA_LAHAANSHO}}</w:t>
-      </w:r>
-    </w:p>
-    <w:p>
-      <w:pPr>
-        <w:spacing w:after="80"/>
-      </w:pPr>
-      <w:r>
-        <w:rPr>
-          <w:b/>
-          <w:bCs/>
-        </w:rPr>
-        <w:t xml:space="preserve">{{END:HANTI_BEER}}</w:t>
+        <w:t xml:space="preserve">Saxiixa Damiinka: {{DAMIIN_MAGAC}} — Saxiiid / Stamp:</w:t>
+      </w:r>
+    </w:p>
+    <w:p>
+      <w:pPr>
+        <w:spacing w:after="80"/>
+      </w:pPr>
+      <w:r>
+        <w:rPr>
+          <w:b/>
+          <w:bCs/>
+        </w:rPr>
+        <w:t xml:space="preserve">{{END:DAMIIN_QOF_3AAD}}</w:t>
+      </w:r>
+    </w:p>
+    <w:p>
+      <w:pPr>
+        <w:spacing w:after="80"/>
+      </w:pPr>
+      <w:r>
+        <w:rPr>
+          <w:b/>
+          <w:bCs/>
+        </w:rPr>
+        <w:t xml:space="preserve">{{#MARAGYO}}</w:t>
       </w:r>
     </w:p>
     <w:p>
@@ -285,154 +2449,7 @@
         <w:jc w:val="both"/>
       </w:pPr>
       <w:r>
-        <w:t xml:space="preserve">Qiimaha aanu kala Siisanay waa {{QIIMAHA_HANTIDA}} {{QIIMAHA_QORAAL}}.</w:t>
-      </w:r>
-    </w:p>
-    <w:p>
-      <w:pPr>
-        <w:spacing w:after="120" w:line="300"/>
-        <w:jc w:val="both"/>
-      </w:pPr>
-      <w:r>
-        <w:t xml:space="preserve">Hadii aanu nahay dhinacyadan sare ku xusan maanta oo ay taarikhdu tahay {{TAARIIKH}} xafiiskan hortiisa waxaanu ku wada galnay heshiiska iibka dhulkan banaan oo u dhacay sidan:-</w:t>
-      </w:r>
-    </w:p>
-    <w:p>
-      <w:pPr>
-        <w:spacing w:after="120" w:line="300"/>
-        <w:jc w:val="both"/>
-      </w:pPr>
-      <w:r>
-        <w:t xml:space="preserve">1. IIBISADA DHULKA: Anigoo ah {{IIBIYE_WORDS}} dhulkan waxaan cadaynayaa inaan dhulkaygan sare ku faahfaahsan ka iibiyay {{IIBSADAHA_MAGAC}} kana siiyay Lacag dhan {{QIIMAHA_HANTIDA}} {{QIIMAHA_QORAAL}}, dhamaan lacagtana kaga wada qaatay naqad (Xafiiskan Dhexiisa) wax baaqi ah oo igu hadhsanina aanay jirin.</w:t>
-      </w:r>
-    </w:p>
-    <w:p>
-      <w:pPr>
-        <w:spacing w:after="120" w:line="300"/>
-        <w:jc w:val="both"/>
-      </w:pPr>
-      <w:r>
-        <w:t xml:space="preserve">2. IIBSATADA DHULKAN: Anigoo ah {{IIBSADE_WORDS}} dhulkan waxaan cadaynayaa inaan dhulkan iska soo eegay, cabirtay kuna qancay kuna iibsaday lacagtan sare ku xusan oo naqad ah.</w:t>
-      </w:r>
-    </w:p>
-    <w:p>
-      <w:pPr>
-        <w:spacing w:after="120" w:line="300"/>
-        <w:jc w:val="both"/>
-      </w:pPr>
-      <w:r>
-        <w:t xml:space="preserve">3. Laga Bilaabo manta iyo wixii ka dambeeya mulkigii dhulkani wuxuu ku wareegay oo yeelatay Iibsato {{IIBSADAHA_MAGAC}}.</w:t>
-      </w:r>
-    </w:p>
-    <w:p>
-      <w:pPr>
-        <w:spacing w:after="120" w:line="300"/>
-        <w:jc w:val="both"/>
-      </w:pPr>
-      <w:r>
-        <w:t xml:space="preserve">4. DAMAANAD:- Anigoo ah Iibisada Dhulka {{DAMIIN_MAGACA}} hadii heshiiska iibka dhulkan dhinacayga wax kasoo noqdaan sida lahaanshaha, Nootaayada, iyo dhamaan wixii khilaafaya heshiiskan aniga ayaa la iiraacayaa oo ka masuula, bixinayana hantidan iyo kharash wixii raacayba anigoo isku damiinanaya hantidayda guud ee aan gaarka u leeyahay guurto iyo ma guurtaba.</w:t>
-      </w:r>
-    </w:p>
-    <w:p>
-      <w:pPr>
-        <w:spacing w:after="120" w:line="300"/>
-        <w:jc w:val="both"/>
-      </w:pPr>
-      <w:r>
-        <w:t xml:space="preserve">5. Sidana waxa aamu ku saxeexnay xafiiska nootaayada sharciga hortiisa, anaga oo miyir iyo maanba qabna xiskayaguna dhan yahay.</w:t>
-      </w:r>
-    </w:p>
-    <w:p>
-      <w:pPr>
-        <w:spacing w:after="100" w:before="160"/>
-      </w:pPr>
-      <w:r>
-        <w:rPr>
-          <w:b/>
-          <w:bCs/>
-          <w:u w:val="single"/>
-        </w:rPr>
-        <w:t xml:space="preserve">Magacyada Iyo Saxeexayaasha.</w:t>
-      </w:r>
-    </w:p>
-    <w:p>
-      <w:pPr>
-        <w:spacing w:after="80"/>
-      </w:pPr>
-      <w:r>
-        <w:rPr>
-          <w:b/>
-          <w:bCs/>
-        </w:rPr>
-        <w:t xml:space="preserve">{{#SAXEEXAYAASHA}}</w:t>
-      </w:r>
-    </w:p>
-    <w:p>
-      <w:pPr>
-        <w:tabs>
-          <w:tab w:val="right" w:pos="9026"/>
-        </w:tabs>
-        <w:spacing w:after="60"/>
-      </w:pPr>
-      <w:r>
-        <w:t xml:space="preserve">❖ {{NUMBER}}. {{PREFIX}} {{SHAKHSIGA}}</w:t>
-      </w:r>
-    </w:p>
-    <w:p>
-      <w:pPr>
-        <w:spacing w:after="80"/>
-      </w:pPr>
-      <w:r>
-        <w:rPr>
-          <w:b/>
-          <w:bCs/>
-        </w:rPr>
-        <w:t xml:space="preserve">{{/SAXEEXAYAASHA}}</w:t>
-      </w:r>
-    </w:p>
-    <w:p>
-      <w:pPr>
-        <w:spacing w:after="120" w:before="200"/>
-        <w:jc w:val="center"/>
-      </w:pPr>
-      <w:r>
-        <w:rPr>
-          <w:b/>
-          <w:bCs/>
-          <w:sz w:val="24"/>
-          <w:szCs w:val="24"/>
-          <w:u w:val="single"/>
-        </w:rPr>
-        <w:t xml:space="preserve">Maragyo Goob-Joogayaal Ah</w:t>
-      </w:r>
-    </w:p>
-    <w:p>
-      <w:pPr>
-        <w:spacing w:after="80"/>
-      </w:pPr>
-      <w:r>
-        <w:rPr>
-          <w:b/>
-          <w:bCs/>
-        </w:rPr>
-        <w:t xml:space="preserve">{{#MARAGYO}}</w:t>
-      </w:r>
-    </w:p>
-    <w:p>
-      <w:pPr>
-        <w:tabs>
-          <w:tab w:val="right" w:pos="9026"/>
-        </w:tabs>
-        <w:spacing w:after="60"/>
-      </w:pPr>
-      <w:r>
-        <w:t xml:space="preserve">{{NUMBER}}. {{MAGAC}}</w:t>
-      </w:r>
-      <w:r>
-        <w:tab/>
-      </w:r>
-      <w:r>
-        <w:t xml:space="preserve">Tell {{TELEFOON}}</w:t>
+        <w:t xml:space="preserve">Marag {{NUMBER}}: {{MAGAC}} — Saxiiid / Stamp:</w:t>
       </w:r>
     </w:p>
     <w:p>
@@ -538,10 +2555,13 @@
       <w:jc w:val="center"/>
     </w:pPr>
     <w:r>
-      <w:t xml:space="preserve">Daloodho Public Notary (Qoraal Hubanti Ah Oo sugan)  Ref/Dpn/MG/</w:t>
+      <w:t xml:space="preserve">Daloodho Public Notary (Qoraal Hubanti Ah Oo sugan)  </w:t>
     </w:r>
     <w:r>
       <w:t xml:space="preserve">{{REF_NUMBER}}</w:t>
+    </w:r>
+    <w:r>
+      <w:t xml:space="preserve">  Page </w:t>
     </w:r>
     <w:r>
       <w:fldChar w:fldCharType="begin"/>
